--- a/narratives/Algorithms and Data Structures Narrative.docx
+++ b/narratives/Algorithms and Data Structures Narrative.docx
@@ -1,22 +1,18 @@
 
 <file path=word/document.xml><?xml version="1.0" encoding="utf-8"?>
-<w:document xmlns:wpc="http://schemas.microsoft.com/office/word/2010/wordprocessingCanvas" xmlns:mc="http://schemas.openxmlformats.org/markup-compatibility/2006" xmlns:o="urn:schemas-microsoft-com:office:office" xmlns:r="http://schemas.openxmlformats.org/officeDocument/2006/relationships" xmlns:m="http://schemas.openxmlformats.org/officeDocument/2006/math" xmlns:v="urn:schemas-microsoft-com:vml" xmlns:wp14="http://schemas.microsoft.com/office/word/2010/wordprocessingDrawing" xmlns:wp="http://schemas.openxmlformats.org/drawingml/2006/wordprocessingDrawing" xmlns:w10="urn:schemas-microsoft-com:office:word" xmlns:w="http://schemas.openxmlformats.org/wordprocessingml/2006/main" xmlns:w14="http://schemas.microsoft.com/office/word/2010/wordml" xmlns:w15="http://schemas.microsoft.com/office/word/2012/wordml" xmlns:wpg="http://schemas.microsoft.com/office/word/2010/wordprocessingGroup" xmlns:wpi="http://schemas.microsoft.com/office/word/2010/wordprocessingInk" xmlns:wne="http://schemas.microsoft.com/office/word/2006/wordml" xmlns:wps="http://schemas.microsoft.com/office/word/2010/wordprocessingShape" xmlns:w16se="http://schemas.microsoft.com/office/word/2015/wordml/symex" xmlns:w16cid="http://schemas.microsoft.com/office/word/2016/wordml/cid" xmlns:w16="http://schemas.microsoft.com/office/word/2018/wordml" xmlns:w16cex="http://schemas.microsoft.com/office/word/2018/wordml/cex" xmlns:w16sdtdh="http://schemas.microsoft.com/office/word/2020/wordml/sdtdatahash" xmlns:w16sdtfl="http://schemas.microsoft.com/office/word/2024/wordml/sdtformatlock" mc:Ignorable="w14 w15 wp14 w16se w16cid w16 w16cex w16sdtdh w16sdtfl">
+<w:document xmlns:wpc="http://schemas.microsoft.com/office/word/2010/wordprocessingCanvas" xmlns:mc="http://schemas.openxmlformats.org/markup-compatibility/2006" xmlns:o="urn:schemas-microsoft-com:office:office" xmlns:r="http://schemas.openxmlformats.org/officeDocument/2006/relationships" xmlns:m="http://schemas.openxmlformats.org/officeDocument/2006/math" xmlns:v="urn:schemas-microsoft-com:vml" xmlns:wp14="http://schemas.microsoft.com/office/word/2010/wordprocessingDrawing" xmlns:wp="http://schemas.openxmlformats.org/drawingml/2006/wordprocessingDrawing" xmlns:w10="urn:schemas-microsoft-com:office:word" xmlns:w="http://schemas.openxmlformats.org/wordprocessingml/2006/main" xmlns:w14="http://schemas.microsoft.com/office/word/2010/wordml" xmlns:w15="http://schemas.microsoft.com/office/word/2012/wordml" xmlns:wpg="http://schemas.microsoft.com/office/word/2010/wordprocessingGroup" xmlns:wpi="http://schemas.microsoft.com/office/word/2010/wordprocessingInk" xmlns:wne="http://schemas.microsoft.com/office/word/2006/wordml" xmlns:wps="http://schemas.microsoft.com/office/word/2010/wordprocessingShape" xmlns:w16se="http://schemas.microsoft.com/office/word/2015/wordml/symex" xmlns:w16cid="http://schemas.microsoft.com/office/word/2016/wordml/cid" xmlns:w16="http://schemas.microsoft.com/office/word/2018/wordml" xmlns:w16cex="http://schemas.microsoft.com/office/word/2018/wordml/cex" xmlns:w16sdtdh="http://schemas.microsoft.com/office/word/2020/wordml/sdtdatahash" xmlns:w16sdtfl="http://schemas.microsoft.com/office/word/2024/wordml/sdtformatlock" xmlns:a="http://schemas.openxmlformats.org/drawingml/2006/main" xmlns:pic="http://schemas.openxmlformats.org/drawingml/2006/picture" xmlns:a14="http://schemas.microsoft.com/office/drawing/2010/main" mc:Ignorable="w14 w15 wp14 w16se w16cid w16 w16cex w16sdtdh w16sdtfl">
   <w:body>
-    <w:p xmlns:wp14="http://schemas.microsoft.com/office/word/2010/wordml" wp14:paraId="2C078E63" wp14:textId="442BE4FE">
+    <w:p>
       <w:pPr>
         <w:spacing w:line="480" w:lineRule="auto"/>
         <w:jc w:val="center"/>
+      </w:pPr>
+      <w:r>
         <w:rPr>
           <w:sz w:val="26"/>
           <w:szCs w:val="26"/>
         </w:rPr>
-      </w:pPr>
-      <w:r>
-        <w:rPr>
-          <w:sz w:val="26"/>
-          <w:szCs w:val="26"/>
-        </w:rPr>
-        <w:t>Getz CS-499 Milestone Three Narrative</w:t>
+        <w:t>Algorithms and Data Structures Narrative</w:t>
       </w:r>
     </w:p>
     <w:p>
@@ -177,6 +173,191 @@
       <w:r>
         <w:rPr/>
         <w:t>This artifact was improved by swapping the vector for a hash table. Throughout this narrative, I support why a hash table is better for ABCU's needs. I have also included the manual testing I did in the table below and the runtime/space complexity comparison inside this narrative. Instead of using the prebuilt std::unordered_map class, I created my own hash table, sorting algorithm, and way to handle collisions. Then, I incorporated that into the existing program. This enhancement shows that I can solve problems using algorithmic principles by creating my own hash table and sorting algorithm. By accepting a hash table with O(n^2) or O(n log n) sorting in exchange for O(1) lookup time, I highlight my ability to manage the trade-offs in my solutions.</w:t>
+      </w:r>
+    </w:p>
+    <w:p>
+      <w:pPr>
+        <w:pStyle w:val="Normal"/>
+        <w:spacing w:line="480" w:lineRule="auto"/>
+        <w:ind w:firstLine="0"/>
+        <w:jc w:val="left"/>
+      </w:pPr>
+      <w:r>
+        <w:rPr/>
+        <w:t>readFileAndStore</w:t>
+      </w:r>
+      <w:r>
+        <w:rPr/>
+        <w:t xml:space="preserve"> Vector Method(original)</w:t>
+      </w:r>
+    </w:p>
+    <w:p>
+      <w:pPr>
+        <w:pStyle w:val="Normal"/>
+        <w:spacing w:line="480" w:lineRule="auto"/>
+        <w:ind w:firstLine="0"/>
+        <w:jc w:val="left"/>
+      </w:pPr>
+      <w:r>
+        <w:drawing>
+          <wp:inline wp14:editId="6E099731" wp14:anchorId="216FF3B4">
+            <wp:extent cx="6355890" cy="4023360"/>
+            <wp:effectExtent l="0" t="0" r="0" b="0"/>
+            <wp:docPr id="1181646124" name="drawing"/>
+            <wp:cNvGraphicFramePr>
+              <a:graphicFrameLocks noChangeAspect="1"/>
+            </wp:cNvGraphicFramePr>
+            <a:graphic>
+              <a:graphicData xmlns:a="http://schemas.openxmlformats.org/drawingml/2006/main" uri="http://schemas.openxmlformats.org/drawingml/2006/picture">
+                <pic:pic xmlns:pic="http://schemas.openxmlformats.org/drawingml/2006/picture">
+                  <pic:nvPicPr>
+                    <pic:cNvPr id="1181646124" name="Picture 1181646124"/>
+                    <pic:cNvPicPr/>
+                  </pic:nvPicPr>
+                  <pic:blipFill>
+                    <a:blip xmlns:r="http://schemas.openxmlformats.org/officeDocument/2006/relationships" r:embed="rId802750783">
+                      <a:extLst>
+                        <a:ext uri="{28A0092B-C50C-407E-A947-70E740481C1C}">
+                          <a14:useLocalDpi xmlns:a14="http://schemas.microsoft.com/office/drawing/2010/main"/>
+                        </a:ext>
+                      </a:extLst>
+                    </a:blip>
+                    <a:stretch>
+                      <a:fillRect/>
+                    </a:stretch>
+                  </pic:blipFill>
+                  <pic:spPr>
+                    <a:xfrm rot="0">
+                      <a:off x="0" y="0"/>
+                      <a:ext cx="6355890" cy="4023360"/>
+                    </a:xfrm>
+                    <a:prstGeom prst="rect">
+                      <a:avLst/>
+                    </a:prstGeom>
+                  </pic:spPr>
+                </pic:pic>
+              </a:graphicData>
+            </a:graphic>
+          </wp:inline>
+        </w:drawing>
+      </w:r>
+      <w:r>
+        <w:rPr/>
+        <w:t>readFileAndStore</w:t>
+      </w:r>
+      <w:r>
+        <w:rPr/>
+        <w:t xml:space="preserve"> </w:t>
+      </w:r>
+      <w:r>
+        <w:rPr/>
+        <w:t>HashTable</w:t>
+      </w:r>
+      <w:r>
+        <w:rPr/>
+        <w:t xml:space="preserve"> </w:t>
+      </w:r>
+      <w:r>
+        <w:rPr/>
+        <w:t>Method(</w:t>
+      </w:r>
+      <w:r>
+        <w:rPr/>
+        <w:t>Enhanced)</w:t>
+      </w:r>
+    </w:p>
+    <w:p>
+      <w:pPr>
+        <w:pStyle w:val="Normal"/>
+        <w:spacing w:line="480" w:lineRule="auto"/>
+        <w:ind w:firstLine="0"/>
+        <w:jc w:val="left"/>
+      </w:pPr>
+      <w:r>
+        <w:drawing>
+          <wp:inline wp14:editId="5218B27F" wp14:anchorId="513E4611">
+            <wp:extent cx="5705856" cy="4023360"/>
+            <wp:effectExtent l="0" t="0" r="0" b="0"/>
+            <wp:docPr id="1460404271" name="drawing"/>
+            <wp:cNvGraphicFramePr>
+              <a:graphicFrameLocks noChangeAspect="1"/>
+            </wp:cNvGraphicFramePr>
+            <a:graphic>
+              <a:graphicData xmlns:a="http://schemas.openxmlformats.org/drawingml/2006/main" uri="http://schemas.openxmlformats.org/drawingml/2006/picture">
+                <pic:pic xmlns:pic="http://schemas.openxmlformats.org/drawingml/2006/picture">
+                  <pic:nvPicPr>
+                    <pic:cNvPr id="1460404271" name="Picture 1460404271"/>
+                    <pic:cNvPicPr/>
+                  </pic:nvPicPr>
+                  <pic:blipFill>
+                    <a:blip xmlns:r="http://schemas.openxmlformats.org/officeDocument/2006/relationships" r:embed="rId1509789239">
+                      <a:extLst>
+                        <a:ext uri="{28A0092B-C50C-407E-A947-70E740481C1C}">
+                          <a14:useLocalDpi xmlns:a14="http://schemas.microsoft.com/office/drawing/2010/main"/>
+                        </a:ext>
+                      </a:extLst>
+                    </a:blip>
+                    <a:stretch>
+                      <a:fillRect/>
+                    </a:stretch>
+                  </pic:blipFill>
+                  <pic:spPr>
+                    <a:xfrm rot="0">
+                      <a:off x="0" y="0"/>
+                      <a:ext cx="5705856" cy="4023360"/>
+                    </a:xfrm>
+                    <a:prstGeom prst="rect">
+                      <a:avLst/>
+                    </a:prstGeom>
+                  </pic:spPr>
+                </pic:pic>
+              </a:graphicData>
+            </a:graphic>
+          </wp:inline>
+        </w:drawing>
+      </w:r>
+      <w:r>
+        <w:drawing>
+          <wp:inline wp14:editId="159D17F5" wp14:anchorId="07E76834">
+            <wp:extent cx="5410726" cy="4023360"/>
+            <wp:effectExtent l="0" t="0" r="0" b="0"/>
+            <wp:docPr id="949881270" name="drawing"/>
+            <wp:cNvGraphicFramePr>
+              <a:graphicFrameLocks noChangeAspect="1"/>
+            </wp:cNvGraphicFramePr>
+            <a:graphic>
+              <a:graphicData xmlns:a="http://schemas.openxmlformats.org/drawingml/2006/main" uri="http://schemas.openxmlformats.org/drawingml/2006/picture">
+                <pic:pic xmlns:pic="http://schemas.openxmlformats.org/drawingml/2006/picture">
+                  <pic:nvPicPr>
+                    <pic:cNvPr id="949881270" name="Picture 949881270"/>
+                    <pic:cNvPicPr/>
+                  </pic:nvPicPr>
+                  <pic:blipFill>
+                    <a:blip xmlns:r="http://schemas.openxmlformats.org/officeDocument/2006/relationships" r:embed="rId1164908636">
+                      <a:extLst>
+                        <a:ext uri="{28A0092B-C50C-407E-A947-70E740481C1C}">
+                          <a14:useLocalDpi xmlns:a14="http://schemas.microsoft.com/office/drawing/2010/main"/>
+                        </a:ext>
+                      </a:extLst>
+                    </a:blip>
+                    <a:stretch>
+                      <a:fillRect/>
+                    </a:stretch>
+                  </pic:blipFill>
+                  <pic:spPr>
+                    <a:xfrm rot="0">
+                      <a:off x="0" y="0"/>
+                      <a:ext cx="5410726" cy="4023360"/>
+                    </a:xfrm>
+                    <a:prstGeom prst="rect">
+                      <a:avLst/>
+                    </a:prstGeom>
+                  </pic:spPr>
+                </pic:pic>
+              </a:graphicData>
+            </a:graphic>
+          </wp:inline>
+        </w:drawing>
       </w:r>
     </w:p>
     <w:p>
